--- a/spa/docx/55.content.docx
+++ b/spa/docx/55.content.docx
@@ -19,7 +19,7 @@
         <w:rPr>
           <w:lang w:val="es_ES" w:bidi="es_ES"/>
         </w:rPr>
-        <w:t>Resource: Notas de Estudio - Introducciones a los Libros (Tyndale)</w:t>
+        <w:t>Resource: Tyndale Open Study Notes</w:t>
       </w:r>
       <w:r>
         <w:rPr>
@@ -112,7 +112,7 @@
         <w:rPr>
           <w:lang w:val="es_ES" w:bidi="es_ES"/>
         </w:rPr>
-        <w:t>Notas de Estudio - Introducciones a los Libros (Tyndale)</w:t>
+        <w:t>Tyndale Open Study Notes</w:t>
       </w:r>
     </w:p>
     <w:p>

--- a/spa/docx/55.content.docx
+++ b/spa/docx/55.content.docx
@@ -19,7 +19,7 @@
         <w:rPr>
           <w:lang w:val="es_ES" w:bidi="es_ES"/>
         </w:rPr>
-        <w:t>Resource: Tyndale Open Study Notes</w:t>
+        <w:t>Resource: Aquifer Open Study Notes (Book Intros)</w:t>
       </w:r>
       <w:r>
         <w:rPr>
@@ -112,7 +112,7 @@
         <w:rPr>
           <w:lang w:val="es_ES" w:bidi="es_ES"/>
         </w:rPr>
-        <w:t>Tyndale Open Study Notes</w:t>
+        <w:t>Aquifer Open Study Notes (Book Intros)</w:t>
       </w:r>
     </w:p>
     <w:p>

--- a/spa/docx/55.content.docx
+++ b/spa/docx/55.content.docx
@@ -233,18 +233,12 @@
         </w:rPr>
         <w:t xml:space="preserve">De vuelta en una prisión romana, Pablo se dio cuenta de que había llegado al final de su carrera. Su vida, modelada en la muerte y resurrección de Jesucristo, estaba llegando a su conclusión, por lo que encargó a su delegado Timoteo que continuara su obra. Cuando Pablo murió a manos de los romanos, esta carta esencialmente se convirtió en su epitafio (ver </w:t>
       </w:r>
-      <w:hyperlink r:id="rId13">
-        <w:r>
-          <w:rPr>
-            <w:lang w:val="es_ES" w:bidi="es_ES"/>
-          </w:rPr>
-          <w:rPr>
-            <w:color w:val="0000EE"/>
-            <w:u w:val="single"/>
-          </w:rPr>
-          <w:t>4:7–8</w:t>
-        </w:r>
-      </w:hyperlink>
+      <w:r>
+        <w:rPr>
+          <w:lang w:val="es_ES" w:bidi="es_ES"/>
+        </w:rPr>
+        <w:t>4:7–8</w:t>
+      </w:r>
       <w:r>
         <w:rPr>
           <w:lang w:val="es_ES" w:bidi="es_ES"/>
@@ -276,198 +270,132 @@
         </w:rPr>
         <w:t>Después de la conversión de Pablo (</w:t>
       </w:r>
-      <w:hyperlink r:id="rId14">
-        <w:r>
-          <w:rPr>
-            <w:lang w:val="es_ES" w:bidi="es_ES"/>
-          </w:rPr>
-          <w:rPr>
-            <w:color w:val="0000EE"/>
-            <w:u w:val="single"/>
-          </w:rPr>
-          <w:t>Hechos 9:1–19</w:t>
-        </w:r>
-      </w:hyperlink>
+      <w:r>
+        <w:rPr>
+          <w:lang w:val="es_ES" w:bidi="es_ES"/>
+        </w:rPr>
+        <w:t>Hechos 9:1–19</w:t>
+      </w:r>
       <w:r>
         <w:rPr>
           <w:lang w:val="es_ES" w:bidi="es_ES"/>
         </w:rPr>
         <w:t>), su labor como apóstol se extendió desde Jerusalén en el este hasta tan al oeste como Italia (</w:t>
       </w:r>
-      <w:hyperlink r:id="rId15">
-        <w:r>
-          <w:rPr>
-            <w:lang w:val="es_ES" w:bidi="es_ES"/>
-          </w:rPr>
-          <w:rPr>
-            <w:color w:val="0000EE"/>
-            <w:u w:val="single"/>
-          </w:rPr>
-          <w:t>Hechos 28:30–31,</w:t>
-        </w:r>
-      </w:hyperlink>
+      <w:r>
+        <w:rPr>
+          <w:lang w:val="es_ES" w:bidi="es_ES"/>
+        </w:rPr>
+        <w:t>Hechos 28:30–31,</w:t>
+      </w:r>
       <w:r>
         <w:rPr>
           <w:lang w:val="es_ES" w:bidi="es_ES"/>
         </w:rPr>
         <w:t xml:space="preserve"> </w:t>
       </w:r>
-      <w:hyperlink r:id="rId16">
-        <w:r>
-          <w:rPr>
-            <w:lang w:val="es_ES" w:bidi="es_ES"/>
-          </w:rPr>
-          <w:rPr>
-            <w:color w:val="0000EE"/>
-            <w:u w:val="single"/>
-          </w:rPr>
-          <w:t>Ro 15:19</w:t>
-        </w:r>
-      </w:hyperlink>
+      <w:r>
+        <w:rPr>
+          <w:lang w:val="es_ES" w:bidi="es_ES"/>
+        </w:rPr>
+        <w:t>Ro 15:19</w:t>
+      </w:r>
       <w:r>
         <w:rPr>
           <w:lang w:val="es_ES" w:bidi="es_ES"/>
         </w:rPr>
         <w:t>), incluyendo un tiempo considerable en Asia Menor, especialmente en Éfeso (</w:t>
       </w:r>
-      <w:hyperlink r:id="rId17">
-        <w:r>
-          <w:rPr>
-            <w:lang w:val="es_ES" w:bidi="es_ES"/>
-          </w:rPr>
-          <w:rPr>
-            <w:color w:val="0000EE"/>
-            <w:u w:val="single"/>
-          </w:rPr>
-          <w:t>Hechos 19:1–20:1,</w:t>
-        </w:r>
-      </w:hyperlink>
+      <w:r>
+        <w:rPr>
+          <w:lang w:val="es_ES" w:bidi="es_ES"/>
+        </w:rPr>
+        <w:t>Hechos 19:1–20:1,</w:t>
+      </w:r>
       <w:r>
         <w:rPr>
           <w:lang w:val="es_ES" w:bidi="es_ES"/>
         </w:rPr>
         <w:t xml:space="preserve"> </w:t>
       </w:r>
-      <w:hyperlink r:id="rId18">
-        <w:r>
-          <w:rPr>
-            <w:lang w:val="es_ES" w:bidi="es_ES"/>
-          </w:rPr>
-          <w:rPr>
-            <w:color w:val="0000EE"/>
-            <w:u w:val="single"/>
-          </w:rPr>
-          <w:t>20:31</w:t>
-        </w:r>
-      </w:hyperlink>
+      <w:r>
+        <w:rPr>
+          <w:lang w:val="es_ES" w:bidi="es_ES"/>
+        </w:rPr>
+        <w:t>20:31</w:t>
+      </w:r>
       <w:r>
         <w:rPr>
           <w:lang w:val="es_ES" w:bidi="es_ES"/>
         </w:rPr>
         <w:t>). Este período concluyó cuando Pablo fue arrestado en Jerusalén (</w:t>
       </w:r>
-      <w:hyperlink r:id="rId19">
-        <w:r>
-          <w:rPr>
-            <w:lang w:val="es_ES" w:bidi="es_ES"/>
-          </w:rPr>
-          <w:rPr>
-            <w:color w:val="0000EE"/>
-            <w:u w:val="single"/>
-          </w:rPr>
-          <w:t>Hechos 21:27–36</w:t>
-        </w:r>
-      </w:hyperlink>
+      <w:r>
+        <w:rPr>
+          <w:lang w:val="es_ES" w:bidi="es_ES"/>
+        </w:rPr>
+        <w:t>Hechos 21:27–36</w:t>
+      </w:r>
       <w:r>
         <w:rPr>
           <w:lang w:val="es_ES" w:bidi="es_ES"/>
         </w:rPr>
         <w:t>), detenido en Cesarea (</w:t>
       </w:r>
-      <w:hyperlink r:id="rId20">
-        <w:r>
-          <w:rPr>
-            <w:lang w:val="es_ES" w:bidi="es_ES"/>
-          </w:rPr>
-          <w:rPr>
-            <w:color w:val="0000EE"/>
-            <w:u w:val="single"/>
-          </w:rPr>
-          <w:t>Hechos 23:23–26:32</w:t>
-        </w:r>
-      </w:hyperlink>
+      <w:r>
+        <w:rPr>
+          <w:lang w:val="es_ES" w:bidi="es_ES"/>
+        </w:rPr>
+        <w:t>Hechos 23:23–26:32</w:t>
+      </w:r>
       <w:r>
         <w:rPr>
           <w:lang w:val="es_ES" w:bidi="es_ES"/>
         </w:rPr>
         <w:t>) y encarcelado en Roma (</w:t>
       </w:r>
-      <w:hyperlink r:id="rId21">
-        <w:r>
-          <w:rPr>
-            <w:lang w:val="es_ES" w:bidi="es_ES"/>
-          </w:rPr>
-          <w:rPr>
-            <w:color w:val="0000EE"/>
-            <w:u w:val="single"/>
-          </w:rPr>
-          <w:t>Hechos 28:16–31</w:t>
-        </w:r>
-      </w:hyperlink>
+      <w:r>
+        <w:rPr>
+          <w:lang w:val="es_ES" w:bidi="es_ES"/>
+        </w:rPr>
+        <w:t>Hechos 28:16–31</w:t>
+      </w:r>
       <w:r>
         <w:rPr>
           <w:lang w:val="es_ES" w:bidi="es_ES"/>
         </w:rPr>
         <w:t>). Pablo fue finalmente liberado y se dedicó a más ministerio, escribiendo 1 Timoteo y Tito durante este tiempo. A continuación fue arrestado y encarcelado en Roma por segunda vez (</w:t>
       </w:r>
-      <w:hyperlink r:id="rId22">
-        <w:r>
-          <w:rPr>
-            <w:lang w:val="es_ES" w:bidi="es_ES"/>
-          </w:rPr>
-          <w:rPr>
-            <w:color w:val="0000EE"/>
-            <w:u w:val="single"/>
-          </w:rPr>
-          <w:t>1:8</w:t>
-        </w:r>
-      </w:hyperlink>
+      <w:r>
+        <w:rPr>
+          <w:lang w:val="es_ES" w:bidi="es_ES"/>
+        </w:rPr>
+        <w:t>1:8</w:t>
+      </w:r>
       <w:r>
         <w:rPr>
           <w:lang w:val="es_ES" w:bidi="es_ES"/>
         </w:rPr>
         <w:t xml:space="preserve">, </w:t>
       </w:r>
-      <w:hyperlink r:id="rId23">
-        <w:r>
-          <w:rPr>
-            <w:lang w:val="es_ES" w:bidi="es_ES"/>
-          </w:rPr>
-          <w:rPr>
-            <w:color w:val="0000EE"/>
-            <w:u w:val="single"/>
-          </w:rPr>
-          <w:t>16–17</w:t>
-        </w:r>
-      </w:hyperlink>
+      <w:r>
+        <w:rPr>
+          <w:lang w:val="es_ES" w:bidi="es_ES"/>
+        </w:rPr>
+        <w:t>16–17</w:t>
+      </w:r>
       <w:r>
         <w:rPr>
           <w:lang w:val="es_ES" w:bidi="es_ES"/>
         </w:rPr>
         <w:t xml:space="preserve">; </w:t>
       </w:r>
-      <w:hyperlink r:id="rId24">
-        <w:r>
-          <w:rPr>
-            <w:lang w:val="es_ES" w:bidi="es_ES"/>
-          </w:rPr>
-          <w:rPr>
-            <w:color w:val="0000EE"/>
-            <w:u w:val="single"/>
-          </w:rPr>
-          <w:t>2:9</w:t>
-        </w:r>
-      </w:hyperlink>
+      <w:r>
+        <w:rPr>
+          <w:lang w:val="es_ES" w:bidi="es_ES"/>
+        </w:rPr>
+        <w:t>2:9</w:t>
+      </w:r>
       <w:r>
         <w:rPr>
           <w:lang w:val="es_ES" w:bidi="es_ES"/>
@@ -488,54 +416,36 @@
         </w:rPr>
         <w:t xml:space="preserve">Esta carta, escrita desde la prisión en Roma, llegó durante el episodio final de la vida de Pablo (ver </w:t>
       </w:r>
-      <w:hyperlink r:id="rId25">
-        <w:r>
-          <w:rPr>
-            <w:lang w:val="es_ES" w:bidi="es_ES"/>
-          </w:rPr>
-          <w:rPr>
-            <w:color w:val="0000EE"/>
-            <w:u w:val="single"/>
-          </w:rPr>
-          <w:t>4:6–18</w:t>
-        </w:r>
-      </w:hyperlink>
+      <w:r>
+        <w:rPr>
+          <w:lang w:val="es_ES" w:bidi="es_ES"/>
+        </w:rPr>
+        <w:t>4:6–18</w:t>
+      </w:r>
       <w:r>
         <w:rPr>
           <w:lang w:val="es_ES" w:bidi="es_ES"/>
         </w:rPr>
         <w:t>). Fue dirigida a Timoteo, el fiel colaborador y delegado de Pablo. Timoteo se encontraba en la provincia de Asia en ese momento, probablemente en Éfeso (</w:t>
       </w:r>
-      <w:hyperlink r:id="rId26">
-        <w:r>
-          <w:rPr>
-            <w:lang w:val="es_ES" w:bidi="es_ES"/>
-          </w:rPr>
-          <w:rPr>
-            <w:color w:val="0000EE"/>
-            <w:u w:val="single"/>
-          </w:rPr>
-          <w:t>4:13</w:t>
-        </w:r>
-      </w:hyperlink>
+      <w:r>
+        <w:rPr>
+          <w:lang w:val="es_ES" w:bidi="es_ES"/>
+        </w:rPr>
+        <w:t>4:13</w:t>
+      </w:r>
       <w:r>
         <w:rPr>
           <w:lang w:val="es_ES" w:bidi="es_ES"/>
         </w:rPr>
         <w:t>,</w:t>
       </w:r>
-      <w:hyperlink r:id="rId27">
-        <w:r>
-          <w:rPr>
-            <w:lang w:val="es_ES" w:bidi="es_ES"/>
-          </w:rPr>
-          <w:rPr>
-            <w:color w:val="0000EE"/>
-            <w:u w:val="single"/>
-          </w:rPr>
-          <w:t>19</w:t>
-        </w:r>
-      </w:hyperlink>
+      <w:r>
+        <w:rPr>
+          <w:lang w:val="es_ES" w:bidi="es_ES"/>
+        </w:rPr>
+        <w:t>19</w:t>
+      </w:r>
       <w:r>
         <w:rPr>
           <w:lang w:val="es_ES" w:bidi="es_ES"/>
@@ -567,54 +477,36 @@
         </w:rPr>
         <w:t>Después del saludo tradicional (</w:t>
       </w:r>
-      <w:hyperlink r:id="rId28">
-        <w:r>
-          <w:rPr>
-            <w:lang w:val="es_ES" w:bidi="es_ES"/>
-          </w:rPr>
-          <w:rPr>
-            <w:color w:val="0000EE"/>
-            <w:u w:val="single"/>
-          </w:rPr>
-          <w:t>1:1–2</w:t>
-        </w:r>
-      </w:hyperlink>
+      <w:r>
+        <w:rPr>
+          <w:lang w:val="es_ES" w:bidi="es_ES"/>
+        </w:rPr>
+        <w:t>1:1–2</w:t>
+      </w:r>
       <w:r>
         <w:rPr>
           <w:lang w:val="es_ES" w:bidi="es_ES"/>
         </w:rPr>
         <w:t>), la acción de gracias y la oración (</w:t>
       </w:r>
-      <w:hyperlink r:id="rId29">
-        <w:r>
-          <w:rPr>
-            <w:lang w:val="es_ES" w:bidi="es_ES"/>
-          </w:rPr>
-          <w:rPr>
-            <w:color w:val="0000EE"/>
-            <w:u w:val="single"/>
-          </w:rPr>
-          <w:t>1:3–4</w:t>
-        </w:r>
-      </w:hyperlink>
+      <w:r>
+        <w:rPr>
+          <w:lang w:val="es_ES" w:bidi="es_ES"/>
+        </w:rPr>
+        <w:t>1:3–4</w:t>
+      </w:r>
       <w:r>
         <w:rPr>
           <w:lang w:val="es_ES" w:bidi="es_ES"/>
         </w:rPr>
         <w:t>), Pablo exhorta a Timoteo a sufrir con él por las Buenas Nuevas (</w:t>
       </w:r>
-      <w:hyperlink r:id="rId30">
-        <w:r>
-          <w:rPr>
-            <w:lang w:val="es_ES" w:bidi="es_ES"/>
-          </w:rPr>
-          <w:rPr>
-            <w:color w:val="0000EE"/>
-            <w:u w:val="single"/>
-          </w:rPr>
-          <w:t>1:5–18</w:t>
-        </w:r>
-      </w:hyperlink>
+      <w:r>
+        <w:rPr>
+          <w:lang w:val="es_ES" w:bidi="es_ES"/>
+        </w:rPr>
+        <w:t>1:5–18</w:t>
+      </w:r>
       <w:r>
         <w:rPr>
           <w:lang w:val="es_ES" w:bidi="es_ES"/>
@@ -635,36 +527,24 @@
         </w:rPr>
         <w:t>Pablo exhorta nuevamente a Timoteo (</w:t>
       </w:r>
-      <w:hyperlink r:id="rId31">
-        <w:r>
-          <w:rPr>
-            <w:lang w:val="es_ES" w:bidi="es_ES"/>
-          </w:rPr>
-          <w:rPr>
-            <w:color w:val="0000EE"/>
-            <w:u w:val="single"/>
-          </w:rPr>
-          <w:t>2:1–13</w:t>
-        </w:r>
-      </w:hyperlink>
+      <w:r>
+        <w:rPr>
+          <w:lang w:val="es_ES" w:bidi="es_ES"/>
+        </w:rPr>
+        <w:t>2:1–13</w:t>
+      </w:r>
       <w:r>
         <w:rPr>
           <w:lang w:val="es_ES" w:bidi="es_ES"/>
         </w:rPr>
         <w:t>) a ser fuerte y a soportar el sufrimiento junto con él. La obediencia de Timoteo debe estar motivada por la reflexión sobre las Buenas Nuevas y el ejemplo de Pablo. Luego, Pablo instruye a Timoteo sobre cómo llevar a cabo su ministerio entre los falsos maestros (</w:t>
       </w:r>
-      <w:hyperlink r:id="rId32">
-        <w:r>
-          <w:rPr>
-            <w:lang w:val="es_ES" w:bidi="es_ES"/>
-          </w:rPr>
-          <w:rPr>
-            <w:color w:val="0000EE"/>
-            <w:u w:val="single"/>
-          </w:rPr>
-          <w:t>2:14–26</w:t>
-        </w:r>
-      </w:hyperlink>
+      <w:r>
+        <w:rPr>
+          <w:lang w:val="es_ES" w:bidi="es_ES"/>
+        </w:rPr>
+        <w:t>2:14–26</w:t>
+      </w:r>
       <w:r>
         <w:rPr>
           <w:lang w:val="es_ES" w:bidi="es_ES"/>
@@ -685,18 +565,12 @@
         </w:rPr>
         <w:t>La perspectiva se amplía para situar la tarea de Timoteo en el contexto de los últimos días (</w:t>
       </w:r>
-      <w:hyperlink r:id="rId33">
-        <w:r>
-          <w:rPr>
-            <w:lang w:val="es_ES" w:bidi="es_ES"/>
-          </w:rPr>
-          <w:rPr>
-            <w:color w:val="0000EE"/>
-            <w:u w:val="single"/>
-          </w:rPr>
-          <w:t>3:1–4:8</w:t>
-        </w:r>
-      </w:hyperlink>
+      <w:r>
+        <w:rPr>
+          <w:lang w:val="es_ES" w:bidi="es_ES"/>
+        </w:rPr>
+        <w:t>3:1–4:8</w:t>
+      </w:r>
       <w:r>
         <w:rPr>
           <w:lang w:val="es_ES" w:bidi="es_ES"/>
@@ -717,54 +591,36 @@
         </w:rPr>
         <w:t>La carta concluye con un llamado a Timoteo para que vaya a Roma lo más pronto posible (</w:t>
       </w:r>
-      <w:hyperlink r:id="rId34">
-        <w:r>
-          <w:rPr>
-            <w:lang w:val="es_ES" w:bidi="es_ES"/>
-          </w:rPr>
-          <w:rPr>
-            <w:color w:val="0000EE"/>
-            <w:u w:val="single"/>
-          </w:rPr>
-          <w:t>4:9–18</w:t>
-        </w:r>
-      </w:hyperlink>
+      <w:r>
+        <w:rPr>
+          <w:lang w:val="es_ES" w:bidi="es_ES"/>
+        </w:rPr>
+        <w:t>4:9–18</w:t>
+      </w:r>
       <w:r>
         <w:rPr>
           <w:lang w:val="es_ES" w:bidi="es_ES"/>
         </w:rPr>
         <w:t>). Pablo envía saludos, noticias y una última exhortación para que Timoteo realice su viaje a Roma antes del invierno (</w:t>
       </w:r>
-      <w:hyperlink r:id="rId35">
-        <w:r>
-          <w:rPr>
-            <w:lang w:val="es_ES" w:bidi="es_ES"/>
-          </w:rPr>
-          <w:rPr>
-            <w:color w:val="0000EE"/>
-            <w:u w:val="single"/>
-          </w:rPr>
-          <w:t>4:19–21</w:t>
-        </w:r>
-      </w:hyperlink>
+      <w:r>
+        <w:rPr>
+          <w:lang w:val="es_ES" w:bidi="es_ES"/>
+        </w:rPr>
+        <w:t>4:19–21</w:t>
+      </w:r>
       <w:r>
         <w:rPr>
           <w:lang w:val="es_ES" w:bidi="es_ES"/>
         </w:rPr>
         <w:t>). Finalmente, Pablo cierra con una bendición (</w:t>
       </w:r>
-      <w:hyperlink r:id="rId36">
-        <w:r>
-          <w:rPr>
-            <w:lang w:val="es_ES" w:bidi="es_ES"/>
-          </w:rPr>
-          <w:rPr>
-            <w:color w:val="0000EE"/>
-            <w:u w:val="single"/>
-          </w:rPr>
-          <w:t>4:22</w:t>
-        </w:r>
-      </w:hyperlink>
+      <w:r>
+        <w:rPr>
+          <w:lang w:val="es_ES" w:bidi="es_ES"/>
+        </w:rPr>
+        <w:t>4:22</w:t>
+      </w:r>
       <w:r>
         <w:rPr>
           <w:lang w:val="es_ES" w:bidi="es_ES"/>
@@ -796,18 +652,12 @@
         </w:rPr>
         <w:t>Es posible que 2 Timoteo se haya escrito durante el primer encarcelamiento de Pablo en Roma (</w:t>
       </w:r>
-      <w:hyperlink r:id="rId37">
-        <w:r>
-          <w:rPr>
-            <w:lang w:val="es_ES" w:bidi="es_ES"/>
-          </w:rPr>
-          <w:rPr>
-            <w:color w:val="0000EE"/>
-            <w:u w:val="single"/>
-          </w:rPr>
-          <w:t>Hechos 28:1–31</w:t>
-        </w:r>
-      </w:hyperlink>
+      <w:r>
+        <w:rPr>
+          <w:lang w:val="es_ES" w:bidi="es_ES"/>
+        </w:rPr>
+        <w:t>Hechos 28:1–31</w:t>
+      </w:r>
       <w:r>
         <w:rPr>
           <w:lang w:val="es_ES" w:bidi="es_ES"/>
@@ -851,234 +701,156 @@
         </w:rPr>
         <w:t>No conocemos los detalles del segundo arresto de Pablo. Quizás Alejandro (</w:t>
       </w:r>
-      <w:hyperlink r:id="rId38">
-        <w:r>
-          <w:rPr>
-            <w:lang w:val="es_ES" w:bidi="es_ES"/>
-          </w:rPr>
-          <w:rPr>
-            <w:color w:val="0000EE"/>
-            <w:u w:val="single"/>
-          </w:rPr>
-          <w:t>4:14–15</w:t>
-        </w:r>
-      </w:hyperlink>
+      <w:r>
+        <w:rPr>
+          <w:lang w:val="es_ES" w:bidi="es_ES"/>
+        </w:rPr>
+        <w:t>4:14–15</w:t>
+      </w:r>
       <w:r>
         <w:rPr>
           <w:lang w:val="es_ES" w:bidi="es_ES"/>
         </w:rPr>
         <w:t>), un hereje a quien Pablo había disciplinado anteriormente (</w:t>
       </w:r>
-      <w:hyperlink r:id="rId39">
-        <w:r>
-          <w:rPr>
-            <w:lang w:val="es_ES" w:bidi="es_ES"/>
-          </w:rPr>
-          <w:rPr>
-            <w:color w:val="0000EE"/>
-            <w:u w:val="single"/>
-          </w:rPr>
-          <w:t>1 Tm 1:20</w:t>
-        </w:r>
-      </w:hyperlink>
+      <w:r>
+        <w:rPr>
+          <w:lang w:val="es_ES" w:bidi="es_ES"/>
+        </w:rPr>
+        <w:t>1 Tm 1:20</w:t>
+      </w:r>
       <w:r>
         <w:rPr>
           <w:lang w:val="es_ES" w:bidi="es_ES"/>
         </w:rPr>
         <w:t xml:space="preserve">), tuvo algo que ver con el arresto (ver </w:t>
       </w:r>
-      <w:hyperlink r:id="rId40">
-        <w:r>
-          <w:rPr>
-            <w:lang w:val="es_ES" w:bidi="es_ES"/>
-          </w:rPr>
-          <w:rPr>
-            <w:color w:val="0000EE"/>
-            <w:u w:val="single"/>
-          </w:rPr>
-          <w:t>2 Tm 4:16–18</w:t>
-        </w:r>
-      </w:hyperlink>
+      <w:r>
+        <w:rPr>
+          <w:lang w:val="es_ES" w:bidi="es_ES"/>
+        </w:rPr>
+        <w:t>2 Tm 4:16–18</w:t>
+      </w:r>
       <w:r>
         <w:rPr>
           <w:lang w:val="es_ES" w:bidi="es_ES"/>
         </w:rPr>
         <w:t xml:space="preserve">). Esto podría haber ocurrido en Asia Menor (ver </w:t>
       </w:r>
-      <w:hyperlink r:id="rId41">
-        <w:r>
-          <w:rPr>
-            <w:lang w:val="es_ES" w:bidi="es_ES"/>
-          </w:rPr>
-          <w:rPr>
-            <w:color w:val="0000EE"/>
-            <w:u w:val="single"/>
-          </w:rPr>
-          <w:t>1:15</w:t>
-        </w:r>
-      </w:hyperlink>
+      <w:r>
+        <w:rPr>
+          <w:lang w:val="es_ES" w:bidi="es_ES"/>
+        </w:rPr>
+        <w:t>1:15</w:t>
+      </w:r>
       <w:r>
         <w:rPr>
           <w:lang w:val="es_ES" w:bidi="es_ES"/>
         </w:rPr>
         <w:t>); si es así, los oponentes heréticos de Pablo, los falsos maestros mencionados en 1 Timoteo y Tito, no estaban simplemente haciendo amenazas vacías. La lucha en la que Pablo y Timoteo estaban involucrados (</w:t>
       </w:r>
-      <w:hyperlink r:id="rId42">
-        <w:r>
-          <w:rPr>
-            <w:lang w:val="es_ES" w:bidi="es_ES"/>
-          </w:rPr>
-          <w:rPr>
-            <w:color w:val="0000EE"/>
-            <w:u w:val="single"/>
-          </w:rPr>
-          <w:t>2 Tm 2:3,</w:t>
-        </w:r>
-      </w:hyperlink>
+      <w:r>
+        <w:rPr>
+          <w:lang w:val="es_ES" w:bidi="es_ES"/>
+        </w:rPr>
+        <w:t>2 Tm 2:3,</w:t>
+      </w:r>
       <w:r>
         <w:rPr>
           <w:lang w:val="es_ES" w:bidi="es_ES"/>
         </w:rPr>
         <w:t xml:space="preserve"> </w:t>
       </w:r>
-      <w:hyperlink r:id="rId43">
-        <w:r>
-          <w:rPr>
-            <w:lang w:val="es_ES" w:bidi="es_ES"/>
-          </w:rPr>
-          <w:rPr>
-            <w:color w:val="0000EE"/>
-            <w:u w:val="single"/>
-          </w:rPr>
-          <w:t>4:7,</w:t>
-        </w:r>
-      </w:hyperlink>
+      <w:r>
+        <w:rPr>
+          <w:lang w:val="es_ES" w:bidi="es_ES"/>
+        </w:rPr>
+        <w:t>4:7,</w:t>
+      </w:r>
       <w:r>
         <w:rPr>
           <w:lang w:val="es_ES" w:bidi="es_ES"/>
         </w:rPr>
         <w:t xml:space="preserve"> ver también </w:t>
       </w:r>
-      <w:hyperlink r:id="rId44">
-        <w:r>
-          <w:rPr>
-            <w:lang w:val="es_ES" w:bidi="es_ES"/>
-          </w:rPr>
-          <w:rPr>
-            <w:color w:val="0000EE"/>
-            <w:u w:val="single"/>
-          </w:rPr>
-          <w:t>1 Tm 1:18,</w:t>
-        </w:r>
-      </w:hyperlink>
+      <w:r>
+        <w:rPr>
+          <w:lang w:val="es_ES" w:bidi="es_ES"/>
+        </w:rPr>
+        <w:t>1 Tm 1:18,</w:t>
+      </w:r>
       <w:r>
         <w:rPr>
           <w:lang w:val="es_ES" w:bidi="es_ES"/>
         </w:rPr>
         <w:t xml:space="preserve"> </w:t>
       </w:r>
-      <w:hyperlink r:id="rId45">
-        <w:r>
-          <w:rPr>
-            <w:lang w:val="es_ES" w:bidi="es_ES"/>
-          </w:rPr>
-          <w:rPr>
-            <w:color w:val="0000EE"/>
-            <w:u w:val="single"/>
-          </w:rPr>
-          <w:t>6:12</w:t>
-        </w:r>
-      </w:hyperlink>
+      <w:r>
+        <w:rPr>
+          <w:lang w:val="es_ES" w:bidi="es_ES"/>
+        </w:rPr>
+        <w:t>6:12</w:t>
+      </w:r>
       <w:r>
         <w:rPr>
           <w:lang w:val="es_ES" w:bidi="es_ES"/>
         </w:rPr>
         <w:t>) no era solo metafórica o espiritual. Las instrucciones sobre la oración por las autoridades civiles (</w:t>
       </w:r>
-      <w:hyperlink r:id="rId46">
-        <w:r>
-          <w:rPr>
-            <w:lang w:val="es_ES" w:bidi="es_ES"/>
-          </w:rPr>
-          <w:rPr>
-            <w:color w:val="0000EE"/>
-            <w:u w:val="single"/>
-          </w:rPr>
-          <w:t>1 Tm 2:1–7,</w:t>
-        </w:r>
-      </w:hyperlink>
+      <w:r>
+        <w:rPr>
+          <w:lang w:val="es_ES" w:bidi="es_ES"/>
+        </w:rPr>
+        <w:t>1 Tm 2:1–7,</w:t>
+      </w:r>
       <w:r>
         <w:rPr>
           <w:lang w:val="es_ES" w:bidi="es_ES"/>
         </w:rPr>
         <w:t xml:space="preserve"> cp. </w:t>
       </w:r>
-      <w:hyperlink r:id="rId47">
-        <w:r>
-          <w:rPr>
-            <w:lang w:val="es_ES" w:bidi="es_ES"/>
-          </w:rPr>
-          <w:rPr>
-            <w:color w:val="0000EE"/>
-            <w:u w:val="single"/>
-          </w:rPr>
-          <w:t>Tito 3:1</w:t>
-        </w:r>
-      </w:hyperlink>
+      <w:r>
+        <w:rPr>
+          <w:lang w:val="es_ES" w:bidi="es_ES"/>
+        </w:rPr>
+        <w:t>Tito 3:1</w:t>
+      </w:r>
       <w:r>
         <w:rPr>
           <w:lang w:val="es_ES" w:bidi="es_ES"/>
         </w:rPr>
         <w:t>) pueden entenderse como relacionadas con problemas más amplios creados para las iglesias por falsos maestros, problemas que resultaron en el arresto final y ejecución de Pablo por las Buenas Nuevas. Los falsos maestros todavía estaban al acecho (</w:t>
       </w:r>
-      <w:hyperlink r:id="rId48">
-        <w:r>
-          <w:rPr>
-            <w:lang w:val="es_ES" w:bidi="es_ES"/>
-          </w:rPr>
-          <w:rPr>
-            <w:color w:val="0000EE"/>
-            <w:u w:val="single"/>
-          </w:rPr>
-          <w:t>2 Tm 2:14–3:9,</w:t>
-        </w:r>
-      </w:hyperlink>
+      <w:r>
+        <w:rPr>
+          <w:lang w:val="es_ES" w:bidi="es_ES"/>
+        </w:rPr>
+        <w:t>2 Tm 2:14–3:9,</w:t>
+      </w:r>
       <w:r>
         <w:rPr>
           <w:lang w:val="es_ES" w:bidi="es_ES"/>
         </w:rPr>
         <w:t xml:space="preserve"> </w:t>
       </w:r>
-      <w:hyperlink r:id="rId38">
-        <w:r>
-          <w:rPr>
-            <w:lang w:val="es_ES" w:bidi="es_ES"/>
-          </w:rPr>
-          <w:rPr>
-            <w:color w:val="0000EE"/>
-            <w:u w:val="single"/>
-          </w:rPr>
-          <w:t>4:14–15</w:t>
-        </w:r>
-      </w:hyperlink>
+      <w:r>
+        <w:rPr>
+          <w:lang w:val="es_ES" w:bidi="es_ES"/>
+        </w:rPr>
+        <w:t>4:14–15</w:t>
+      </w:r>
       <w:r>
         <w:rPr>
           <w:lang w:val="es_ES" w:bidi="es_ES"/>
         </w:rPr>
         <w:t>). Pablo veía su ministerio como completado y sabía que su muerte era inminente (</w:t>
       </w:r>
-      <w:hyperlink r:id="rId49">
-        <w:r>
-          <w:rPr>
-            <w:lang w:val="es_ES" w:bidi="es_ES"/>
-          </w:rPr>
-          <w:rPr>
-            <w:color w:val="0000EE"/>
-            <w:u w:val="single"/>
-          </w:rPr>
-          <w:t>4:6–8</w:t>
-        </w:r>
-      </w:hyperlink>
+      <w:r>
+        <w:rPr>
+          <w:lang w:val="es_ES" w:bidi="es_ES"/>
+        </w:rPr>
+        <w:t>4:6–8</w:t>
+      </w:r>
       <w:r>
         <w:rPr>
           <w:lang w:val="es_ES" w:bidi="es_ES"/>
@@ -1110,18 +882,12 @@
         </w:rPr>
         <w:t>El apóstol Pablo no solo proclamó la Buena Nueva de la muerte y resurrección de Jesucristo; él la había representado personalmente. La Buena Nueva da lugar a una forma de vida que toma la cruz y sigue a Jesús en el poder vivificante de su resurrección. Pablo había modelado su vida según la de Cristo, y ahora su muerte estaba cerca. La obra de Dios se completará hasta el día del regreso de Cristo (</w:t>
       </w:r>
-      <w:hyperlink r:id="rId50">
-        <w:r>
-          <w:rPr>
-            <w:lang w:val="es_ES" w:bidi="es_ES"/>
-          </w:rPr>
-          <w:rPr>
-            <w:color w:val="0000EE"/>
-            <w:u w:val="single"/>
-          </w:rPr>
-          <w:t>1:12</w:t>
-        </w:r>
-      </w:hyperlink>
+      <w:r>
+        <w:rPr>
+          <w:lang w:val="es_ES" w:bidi="es_ES"/>
+        </w:rPr>
+        <w:t>1:12</w:t>
+      </w:r>
       <w:r>
         <w:rPr>
           <w:lang w:val="es_ES" w:bidi="es_ES"/>
